--- a/courts/ninth-circuit/montana/state/supreme-court/brief-on-the-merits/usage/OUTPUT-brief-on-the-merits.docx
+++ b/courts/ninth-circuit/montana/state/supreme-court/brief-on-the-merits/usage/OUTPUT-brief-on-the-merits.docx
@@ -12240,7 +12240,7 @@
           <w:tab w:val="right" w:leader="dot" w:pos="9360"/>
         </w:tabs>
         <w:spacing w:before="144" w:after="0" w:line="322" w:lineRule="exact"/>
-        <w:ind w:left="360" w:right="1960" w:hanging="360"/>
+        <w:ind w:left="360" w:right="1540" w:hanging="360"/>
       </w:pPr>
       <w:r>
         <w:t xml:space="preserve">Mont.</w:t>
@@ -12282,7 +12282,7 @@
         <w:tab/>
       </w:r>
       <w:r>
-        <w:t xml:space="preserve">19, 30, 32, 34, 35</w:t>
+        <w:t xml:space="preserve">30, 32, 34, 35</w:t>
       </w:r>
     </w:p>
     <w:p>
@@ -12842,19 +12842,7 @@
         <w:pStyle w:val="BodyText"/>
       </w:pPr>
       <w:r>
-        <w:t xml:space="preserve">This is an appeal from a judgment following a bench trial in which the District Court found that a discrete procedural provision in the Montana Environmental Policy Act (§ 75</w:t>
-      </w:r>
-      <w:r>
-        <w:noBreakHyphen/>
-      </w:r>
-      <w:r>
-        <w:t xml:space="preserve">1</w:t>
-      </w:r>
-      <w:r>
-        <w:noBreakHyphen/>
-      </w:r>
-      <w:r>
-        <w:t xml:space="preserve">201(2)⁠(a),</w:t>
+        <w:t xml:space="preserve">This is an appeal from a judgment following a bench trial in which the District Court found that a discrete procedural provision in the Montana Environmental Policy Act (§ 75-⁠1-⁠201(2)⁠(a),</w:t>
       </w:r>
       <w:r>
         <w:t xml:space="preserve"> </w:t>
@@ -12876,19 +12864,7 @@
         <w:pStyle w:val="BodyText"/>
       </w:pPr>
       <w:r>
-        <w:t xml:space="preserve">Although Plaintiffs had no claim challenging it, the District Court also “permanently enjoined” a remedy provision of MEPA (§ 75</w:t>
-      </w:r>
-      <w:r>
-        <w:noBreakHyphen/>
-      </w:r>
-      <w:r>
-        <w:t xml:space="preserve">1</w:t>
-      </w:r>
-      <w:r>
-        <w:noBreakHyphen/>
-      </w:r>
-      <w:r>
-        <w:t xml:space="preserve">201(6)⁠(a)⁠(ii),</w:t>
+        <w:t xml:space="preserve">Although Plaintiffs had no claim challenging it, the District Court also “permanently enjoined” a remedy provision of MEPA (§ 75-⁠1-⁠201(6)⁠(a)⁠(ii),</w:t>
       </w:r>
       <w:r>
         <w:t xml:space="preserve"> </w:t>
@@ -13576,7 +13552,7 @@
         <w:t xml:space="preserve">Larson</w:t>
       </w:r>
       <w:r>
-        <w:t xml:space="preserve">, ¶ 18 n.6. The political question doctrine precludes courts from hearing “controversies … which revolve around policy choices and value determinations constitutionally committed for resolution to other branches of government . . ..”</w:t>
+        <w:t xml:space="preserve">, ¶ 18 n.6. The political question doctrine precludes courts from hearing “controversies … which revolve around policy choices and value determinations constitutionally committed for resolution to other branches of government ⁠. ⁠. ⁠..”</w:t>
       </w:r>
       <w:r>
         <w:t xml:space="preserve"> </w:t>
@@ -14282,13 +14258,7 @@
         <w:t xml:space="preserve">Inc. v. Helena Reg’l Airport Auth. Bd.</w:t>
       </w:r>
       <w:r>
-        <w:t xml:space="preserve">, 2010 MT 26, ¶ 6, 355 Mont. 142, 226 P.3d 567 (“Article VII, Section 4(1) [of the Montana Constitution] embodies the same limitations imposed by Article III</w:t>
-      </w:r>
-      <w:r>
-        <w:t xml:space="preserve"> </w:t>
-      </w:r>
-      <w:r>
-        <w:t xml:space="preserve">[of the Federal Constitution.]”) (emphasis added).</w:t>
+        <w:t xml:space="preserve">, 2010 MT 26, ¶ 6, 355 Mont. 142, 226 P.3d 567 (“Article VII, Section 4(1) [of the Montana Constitution] embodies the same limitations imposed by Article III [of the Federal Constitution.]”) (emphasis added).</w:t>
       </w:r>
     </w:p>
     <w:p>
@@ -14323,7 +14293,7 @@
         <w:t xml:space="preserve">v. Defenders of Wildlife</w:t>
       </w:r>
       <w:r>
-        <w:t xml:space="preserve">, 504 U.S. 555, 560 (1992), for the proposition that the Plaintiffs’ injuries must be traceable “to the challenged action of the defendant[s]….” The District Court also noted that the Plaintiffs could establish causation through “multiple links in the chain . . . as long as the chain is not hypothetical or tenuous.” Doc. 46 at 8:15</w:t>
+        <w:t xml:space="preserve">, 504 U.S. 555, 560 (1992), for the proposition that the Plaintiffs’ injuries must be traceable “to the challenged action of the defendant[s]….” The District Court also noted that the Plaintiffs could establish causation through “multiple links in the chain ⁠. ⁠. ⁠. as long as the chain is not hypothetical or tenuous.” Doc. 46 at 8:15</w:t>
       </w:r>
       <w:r>
         <w:noBreakHyphen/>
@@ -14393,19 +14363,7 @@
         <w:pStyle w:val="BodyText"/>
       </w:pPr>
       <w:r>
-        <w:t xml:space="preserve">Here, unless Plaintiffs could show that their alleged injuries have been caused by Montana’s incremental addition of GHG actually caused by the MEPA Limitation, they lack the necessary proof of causation. There is no doubt that the MEPA Limitation is where causation must lie because that is how Plaintiffs presented their entire case at trial. But that causal connection between § 75</w:t>
-      </w:r>
-      <w:r>
-        <w:noBreakHyphen/>
-      </w:r>
-      <w:r>
-        <w:t xml:space="preserve">1</w:t>
-      </w:r>
-      <w:r>
-        <w:noBreakHyphen/>
-      </w:r>
-      <w:r>
-        <w:t xml:space="preserve">201(2),</w:t>
+        <w:t xml:space="preserve">Here, unless Plaintiffs could show that their alleged injuries have been caused by Montana’s incremental addition of GHG actually caused by the MEPA Limitation, they lack the necessary proof of causation. There is no doubt that the MEPA Limitation is where causation must lie because that is how Plaintiffs presented their entire case at trial. But that causal connection between § 75-⁠1-⁠201(2),</w:t>
       </w:r>
       <w:r>
         <w:t xml:space="preserve"> </w:t>
@@ -14795,79 +14753,232 @@
         <w:pStyle w:val="BodyText"/>
       </w:pPr>
       <w:r>
-        <w:t xml:space="preserve">Even if both the 2011 version and 2023 versions of § 75</w:t>
+        <w:t xml:space="preserve">Even if both the 2011 version and 2023 versions of § 75-⁠1-⁠201(2),</w:t>
+      </w:r>
+      <w:r>
+        <w:t xml:space="preserve"> </w:t>
+      </w:r>
+      <w:r>
+        <w:t xml:space="preserve">MCA, were declared unconstitutional, Plaintiffs’ harms would not be redressed, nor would the absence of the MEPA provisions have any bearing on the State’s decision to permit or deny GHG contributing projects.</w:t>
+      </w:r>
+      <w:r>
+        <w:t xml:space="preserve"> </w:t>
+      </w:r>
+      <w:r>
+        <w:rPr>
+          <w:i/>
+          <w:iCs/>
+        </w:rPr>
+        <w:t xml:space="preserve">Bitterrooters</w:t>
+      </w:r>
+      <w:r>
+        <w:rPr>
+          <w:i/>
+          <w:iCs/>
+        </w:rPr>
+        <w:t xml:space="preserve"> </w:t>
+      </w:r>
+      <w:r>
+        <w:rPr>
+          <w:i/>
+          <w:iCs/>
+        </w:rPr>
+        <w:t xml:space="preserve">for Planning, Inc. v. Mont. Dep’t of Envtl. Quality</w:t>
+      </w:r>
+      <w:r>
+        <w:t xml:space="preserve">, 2017 MT 222, ¶ 18, 388 Mont. 453, 401 P.3d 712 (MEPA does not “require an agency to reach any particular decision in the exercise of its independent authority.”). MEPA is procedural—not substantive.</w:t>
+      </w:r>
+      <w:r>
+        <w:t xml:space="preserve"> </w:t>
+      </w:r>
+      <w:r>
+        <w:rPr>
+          <w:i/>
+          <w:iCs/>
+        </w:rPr>
+        <w:t xml:space="preserve">Northern Plains</w:t>
+      </w:r>
+      <w:r>
+        <w:rPr>
+          <w:i/>
+          <w:iCs/>
+        </w:rPr>
+        <w:t xml:space="preserve"> </w:t>
+      </w:r>
+      <w:r>
+        <w:rPr>
+          <w:i/>
+          <w:iCs/>
+        </w:rPr>
+        <w:t xml:space="preserve">Res. Council, Inc. v. Mont. Bd. Of Land Comm’rs</w:t>
+      </w:r>
+      <w:r>
+        <w:t xml:space="preserve">, 2012 MT 234, ¶ 14, 366 Mont. 399, 288 P.3d 169. As a procedural statute, MEPA’s purpose and meaning is to inform the permitting agency and the public.</w:t>
+      </w:r>
+      <w:r>
+        <w:t xml:space="preserve"> </w:t>
+      </w:r>
+      <w:r>
+        <w:rPr>
+          <w:i/>
+          <w:iCs/>
+        </w:rPr>
+        <w:t xml:space="preserve">Id.</w:t>
+      </w:r>
+      <w:r>
+        <w:t xml:space="preserve"> </w:t>
+      </w:r>
+      <w:r>
+        <w:t xml:space="preserve">(MEPA’s constitutional purpose is to ensure the public and Legislature are informed. §§ 75-⁠1-⁠102(1)⁠(a)–⁠(b),</w:t>
+      </w:r>
+      <w:r>
+        <w:t xml:space="preserve"> </w:t>
+      </w:r>
+      <w:r>
+        <w:t xml:space="preserve">MCA. Information about the amount of GHGs a permitted activity produces, by itself, will not alleviate Plaintiffs’ alleged climate related injuries.</w:t>
+      </w:r>
+    </w:p>
+    <w:p>
+      <w:pPr>
+        <w:pStyle w:val="BodyText"/>
+      </w:pPr>
+      <w:r>
+        <w:t xml:space="preserve">MEPA includes an express disclaimer that the Legislature did not intend, through MEPA, to expand regulatory authority to any agency beyond that authority explicitly granted to the agency by statute. § 75-⁠1-⁠102(3)⁠(b),</w:t>
+      </w:r>
+      <w:r>
+        <w:t xml:space="preserve"> </w:t>
+      </w:r>
+      <w:r>
+        <w:t xml:space="preserve">MCA (“it is not the purpose [of MEPA] to provide for regulatory authority, beyond authority explicitly provided for in existing statute [sic] to a state agency.”);</w:t>
+      </w:r>
+      <w:r>
+        <w:t xml:space="preserve"> </w:t>
+      </w:r>
+      <w:r>
+        <w:rPr>
+          <w:i/>
+          <w:iCs/>
+        </w:rPr>
+        <w:t xml:space="preserve">Bitterrooters</w:t>
+      </w:r>
+      <w:r>
+        <w:rPr>
+          <w:i/>
+          <w:iCs/>
+        </w:rPr>
+        <w:t xml:space="preserve"> </w:t>
+      </w:r>
+      <w:r>
+        <w:rPr>
+          <w:i/>
+          <w:iCs/>
+        </w:rPr>
+        <w:t xml:space="preserve">for Planning</w:t>
+      </w:r>
+      <w:r>
+        <w:t xml:space="preserve">, ¶ 30 (explaining that pursuant to §§ 75-⁠1-⁠102(3)⁠(b),</w:t>
+      </w:r>
+      <w:r>
+        <w:t xml:space="preserve"> </w:t>
+      </w:r>
+      <w:r>
+        <w:t xml:space="preserve">and 104(1), MCA, “MEPA provides no additional regulatory authority to an agency and does not affect an agency’s specific statutory duties to comply with environmental quality standards”). In fact, MEPA expressly states that an “agency may not withhold, deny, or impose conditions on any permit or other authority to act based on [MEPA]” and that MEPA “does not confer authority to an agency that is a project sponsor to modify a proposed project or action.” §§ 75-⁠1-⁠201(4)⁠(a),(c),</w:t>
+      </w:r>
+      <w:r>
+        <w:t xml:space="preserve"> </w:t>
+      </w:r>
+      <w:r>
+        <w:t xml:space="preserve">MCA.</w:t>
+      </w:r>
+    </w:p>
+    <w:p>
+      <w:pPr>
+        <w:pStyle w:val="BodyText"/>
+      </w:pPr>
+      <w:r>
+        <w:t xml:space="preserve">Still, Plaintiffs and the District Court claim that a declaration that MEPA is unconstitutional ensures that “the agency will exercise its discretion under the substantive permitting statutes it implements to make a better decision once it understands how its actions will affect the natural environment and to ensure protection of Montanans constitutional rights….” Doc. 402 at 3 (citing</w:t>
+      </w:r>
+      <w:r>
+        <w:t xml:space="preserve"> </w:t>
+      </w:r>
+      <w:r>
+        <w:rPr>
+          <w:i/>
+          <w:iCs/>
+        </w:rPr>
+        <w:t xml:space="preserve">Park County</w:t>
+      </w:r>
+      <w:r>
+        <w:rPr>
+          <w:i/>
+          <w:iCs/>
+        </w:rPr>
+        <w:t xml:space="preserve"> </w:t>
+      </w:r>
+      <w:r>
+        <w:rPr>
+          <w:i/>
+          <w:iCs/>
+        </w:rPr>
+        <w:t xml:space="preserve">Envtl. Council v. Mont. Dep’t of Envtl. Quality</w:t>
+      </w:r>
+      <w:r>
+        <w:t xml:space="preserve">, 2020 MT 303, ¶¶ 56, 76, 402 Mont. 168, 477 P.3d 288). The assertion that the agency will exercise its discretion to somehow curtail the legal permitting of fossil fuel intensive activities is without basis. DEQ does not have discretion under the substantive permitting laws to deny a private permittee’s proposed permit or to consider an alternative that would impose fundamental differences to the proposed project based on that project’s carbon footprint or downstream emissions. TT 1373:11</w:t>
       </w:r>
       <w:r>
         <w:noBreakHyphen/>
       </w:r>
       <w:r>
-        <w:t xml:space="preserve">1</w:t>
+        <w:t xml:space="preserve">24, 1374:1</w:t>
       </w:r>
       <w:r>
         <w:noBreakHyphen/>
       </w:r>
       <w:r>
-        <w:t xml:space="preserve">201(2),</w:t>
-      </w:r>
-      <w:r>
-        <w:t xml:space="preserve"> </w:t>
-      </w:r>
-      <w:r>
-        <w:t xml:space="preserve">MCA, were declared unconstitutional, Plaintiffs’ harms would not be redressed, nor would the absence of the MEPA provisions have any bearing on the State’s decision to permit or deny GHG contributing projects.</w:t>
-      </w:r>
-      <w:r>
-        <w:t xml:space="preserve"> </w:t>
-      </w:r>
-      <w:r>
-        <w:rPr>
-          <w:i/>
-          <w:iCs/>
-        </w:rPr>
-        <w:t xml:space="preserve">Bitterrooters</w:t>
-      </w:r>
-      <w:r>
-        <w:rPr>
-          <w:i/>
-          <w:iCs/>
-        </w:rPr>
-        <w:t xml:space="preserve"> </w:t>
-      </w:r>
-      <w:r>
-        <w:rPr>
-          <w:i/>
-          <w:iCs/>
-        </w:rPr>
-        <w:t xml:space="preserve">for Planning, Inc. v. Mont. Dep’t of Envtl. Quality</w:t>
-      </w:r>
-      <w:r>
-        <w:t xml:space="preserve">, 2017 MT 222, ¶ 18, 388 Mont. 453, 401 P.3d 712 (MEPA does not “require an agency to reach any particular decision in the exercise of its independent authority.”). MEPA is procedural—not substantive.</w:t>
-      </w:r>
-      <w:r>
-        <w:t xml:space="preserve"> </w:t>
-      </w:r>
-      <w:r>
-        <w:rPr>
-          <w:i/>
-          <w:iCs/>
-        </w:rPr>
-        <w:t xml:space="preserve">Northern Plains</w:t>
-      </w:r>
-      <w:r>
-        <w:rPr>
-          <w:i/>
-          <w:iCs/>
-        </w:rPr>
-        <w:t xml:space="preserve"> </w:t>
-      </w:r>
-      <w:r>
-        <w:rPr>
-          <w:i/>
-          <w:iCs/>
-        </w:rPr>
-        <w:t xml:space="preserve">Res. Council, Inc. v. Mont. Bd. Of Land Comm’rs</w:t>
-      </w:r>
-      <w:r>
-        <w:t xml:space="preserve">, 2012 MT 234, ¶ 14, 366 Mont. 399, 288 P.3d 169. As a procedural statute, MEPA’s purpose and meaning is to inform the permitting agency and the public.</w:t>
+        <w:t xml:space="preserve">8.</w:t>
+      </w:r>
+    </w:p>
+    <w:p>
+      <w:pPr>
+        <w:pStyle w:val="BodyText"/>
+      </w:pPr>
+      <w:r>
+        <w:t xml:space="preserve">When it denied Defendants’ motion to dismiss, the District Court explained that causation existed in</w:t>
+      </w:r>
+      <w:r>
+        <w:t xml:space="preserve"> </w:t>
+      </w:r>
+      <w:r>
+        <w:rPr>
+          <w:i/>
+          <w:iCs/>
+        </w:rPr>
+        <w:t xml:space="preserve">Juliana</w:t>
+      </w:r>
+      <w:r>
+        <w:t xml:space="preserve"> </w:t>
+      </w:r>
+      <w:r>
+        <w:t xml:space="preserve">because the United States is responsible for a significant amount of carbon emissions and federal action continues to increase those emissions. Doc. 46 at 9:5</w:t>
+      </w:r>
+      <w:r>
+        <w:noBreakHyphen/>
+      </w:r>
+      <w:r>
+        <w:t xml:space="preserve">12;</w:t>
+      </w:r>
+      <w:r>
+        <w:t xml:space="preserve"> </w:t>
+      </w:r>
+      <w:r>
+        <w:rPr>
+          <w:i/>
+          <w:iCs/>
+        </w:rPr>
+        <w:t xml:space="preserve">see also Juliana</w:t>
+      </w:r>
+      <w:r>
+        <w:t xml:space="preserve">, 947 F.3d at 1169. Thus, a factual question existed “as to whether those polices were a ‘substantial factor’ in causing the Plaintiffs’ injuries.”</w:t>
       </w:r>
       <w:r>
         <w:t xml:space="preserve"> </w:t>
@@ -14883,25 +14994,29 @@
         <w:t xml:space="preserve"> </w:t>
       </w:r>
       <w:r>
-        <w:t xml:space="preserve">(MEPA’s constitutional purpose is to ensure the public and Legislature are informed. §§ 75</w:t>
+        <w:t xml:space="preserve">(other citations omitted). At the motion to dismiss stage, the District Court believed that issue applied here. Doc. 46 at 9:13–17. The District Court approached the causation issue differently at summary judgment:</w:t>
+      </w:r>
+    </w:p>
+    <w:p>
+      <w:pPr>
+        <w:pStyle w:val="XdQuoteFirst"/>
+      </w:pPr>
+      <w:r>
+        <w:t xml:space="preserve">The State may not have the power to regulate out-of-state actors that burn Montana coal, but it could consider the effects of burning that coal before permitting a new coal mine. This Court cannot force the State to conduct that analysis, but it can strike down a statute prohibiting it.</w:t>
+      </w:r>
+    </w:p>
+    <w:p>
+      <w:pPr>
+        <w:pStyle w:val="XdQuoteLast"/>
+      </w:pPr>
+      <w:r>
+        <w:t xml:space="preserve">Doc. 379 at 13:9</w:t>
       </w:r>
       <w:r>
         <w:noBreakHyphen/>
       </w:r>
       <w:r>
-        <w:t xml:space="preserve">1</w:t>
-      </w:r>
-      <w:r>
-        <w:noBreakHyphen/>
-      </w:r>
-      <w:r>
-        <w:t xml:space="preserve">102(1)⁠(a)–(b),</w:t>
-      </w:r>
-      <w:r>
-        <w:t xml:space="preserve"> </w:t>
-      </w:r>
-      <w:r>
-        <w:t xml:space="preserve">MCA. Information about the amount of GHGs a permitted activity produces, by itself, will not alleviate Plaintiffs’ alleged climate related injuries.</w:t>
+        <w:t xml:space="preserve">11.</w:t>
       </w:r>
     </w:p>
     <w:p>
@@ -14909,236 +15024,7 @@
         <w:pStyle w:val="BodyText"/>
       </w:pPr>
       <w:r>
-        <w:t xml:space="preserve">MEPA includes an express disclaimer that the Legislature did not intend, through MEPA, to expand regulatory authority to any agency beyond that authority explicitly granted to the agency by statute. § 75</w:t>
-      </w:r>
-      <w:r>
-        <w:noBreakHyphen/>
-      </w:r>
-      <w:r>
-        <w:t xml:space="preserve">1</w:t>
-      </w:r>
-      <w:r>
-        <w:noBreakHyphen/>
-      </w:r>
-      <w:r>
-        <w:t xml:space="preserve">102(3)⁠(b),</w:t>
-      </w:r>
-      <w:r>
-        <w:t xml:space="preserve"> </w:t>
-      </w:r>
-      <w:r>
-        <w:t xml:space="preserve">MCA (“it is not the purpose [of MEPA] to provide for regulatory authority, beyond authority explicitly provided for in existing statute [sic] to a state agency.”);</w:t>
-      </w:r>
-      <w:r>
-        <w:t xml:space="preserve"> </w:t>
-      </w:r>
-      <w:r>
-        <w:rPr>
-          <w:i/>
-          <w:iCs/>
-        </w:rPr>
-        <w:t xml:space="preserve">Bitterrooters</w:t>
-      </w:r>
-      <w:r>
-        <w:rPr>
-          <w:i/>
-          <w:iCs/>
-        </w:rPr>
-        <w:t xml:space="preserve"> </w:t>
-      </w:r>
-      <w:r>
-        <w:rPr>
-          <w:i/>
-          <w:iCs/>
-        </w:rPr>
-        <w:t xml:space="preserve">for Planning</w:t>
-      </w:r>
-      <w:r>
-        <w:t xml:space="preserve">, ¶ 30 (explaining that pursuant to §§ 75</w:t>
-      </w:r>
-      <w:r>
-        <w:noBreakHyphen/>
-      </w:r>
-      <w:r>
-        <w:t xml:space="preserve">1</w:t>
-      </w:r>
-      <w:r>
-        <w:noBreakHyphen/>
-      </w:r>
-      <w:r>
-        <w:t xml:space="preserve">102(3)⁠(b),</w:t>
-      </w:r>
-      <w:r>
-        <w:t xml:space="preserve"> </w:t>
-      </w:r>
-      <w:r>
-        <w:t xml:space="preserve">and 104(1), MCA, “MEPA provides no additional regulatory authority to an agency and does not affect an agency’s specific statutory duties to comply with environmental quality standards”). In fact, MEPA expressly states that an “agency may not withhold, deny, or impose conditions on any permit or other authority to act based on [MEPA]” and that MEPA “does not confer authority to an agency that is a project sponsor to modify a proposed project or action.” §§ 75</w:t>
-      </w:r>
-      <w:r>
-        <w:noBreakHyphen/>
-      </w:r>
-      <w:r>
-        <w:t xml:space="preserve">1</w:t>
-      </w:r>
-      <w:r>
-        <w:noBreakHyphen/>
-      </w:r>
-      <w:r>
-        <w:t xml:space="preserve">201(4)⁠(a),(c),</w:t>
-      </w:r>
-      <w:r>
-        <w:t xml:space="preserve"> </w:t>
-      </w:r>
-      <w:r>
-        <w:t xml:space="preserve">MCA.</w:t>
-      </w:r>
-    </w:p>
-    <w:p>
-      <w:pPr>
-        <w:pStyle w:val="BodyText"/>
-      </w:pPr>
-      <w:r>
-        <w:t xml:space="preserve">Still, Plaintiffs and the District Court claim that a declaration that MEPA is unconstitutional ensures that “the agency will exercise its discretion under the substantive permitting statutes it implements to make a better decision once it understands how its actions will affect the natural environment and to ensure protection of Montanans constitutional rights….” Doc. 402 at 3 (citing</w:t>
-      </w:r>
-      <w:r>
-        <w:t xml:space="preserve"> </w:t>
-      </w:r>
-      <w:r>
-        <w:rPr>
-          <w:i/>
-          <w:iCs/>
-        </w:rPr>
-        <w:t xml:space="preserve">Park County</w:t>
-      </w:r>
-      <w:r>
-        <w:rPr>
-          <w:i/>
-          <w:iCs/>
-        </w:rPr>
-        <w:t xml:space="preserve"> </w:t>
-      </w:r>
-      <w:r>
-        <w:rPr>
-          <w:i/>
-          <w:iCs/>
-        </w:rPr>
-        <w:t xml:space="preserve">Envtl. Council v. Mont. Dep’t of Envtl. Quality</w:t>
-      </w:r>
-      <w:r>
-        <w:t xml:space="preserve">, 2020 MT 303, ¶¶ 56, 76, 402 Mont. 168, 477 P.3d 288). The assertion that the agency will exercise its discretion to somehow curtail the legal permitting of fossil fuel intensive activities is without basis. DEQ does not have discretion under the substantive permitting laws to deny a private permittee’s proposed permit or to consider an alternative that would impose fundamental differences to the proposed project based on that project’s carbon footprint or downstream emissions. TT 1373:11</w:t>
-      </w:r>
-      <w:r>
-        <w:noBreakHyphen/>
-      </w:r>
-      <w:r>
-        <w:t xml:space="preserve">24, 1374:1</w:t>
-      </w:r>
-      <w:r>
-        <w:noBreakHyphen/>
-      </w:r>
-      <w:r>
-        <w:t xml:space="preserve">8.</w:t>
-      </w:r>
-    </w:p>
-    <w:p>
-      <w:pPr>
-        <w:pStyle w:val="BodyText"/>
-      </w:pPr>
-      <w:r>
-        <w:t xml:space="preserve">When it denied Defendants’ motion to dismiss, the District Court explained that causation existed in</w:t>
-      </w:r>
-      <w:r>
-        <w:t xml:space="preserve"> </w:t>
-      </w:r>
-      <w:r>
-        <w:rPr>
-          <w:i/>
-          <w:iCs/>
-        </w:rPr>
-        <w:t xml:space="preserve">Juliana</w:t>
-      </w:r>
-      <w:r>
-        <w:t xml:space="preserve"> </w:t>
-      </w:r>
-      <w:r>
-        <w:t xml:space="preserve">because the United States is responsible for a significant amount of carbon emissions and federal action continues to increase those emissions. Doc. 46 at 9:5</w:t>
-      </w:r>
-      <w:r>
-        <w:noBreakHyphen/>
-      </w:r>
-      <w:r>
-        <w:t xml:space="preserve">12;</w:t>
-      </w:r>
-      <w:r>
-        <w:t xml:space="preserve"> </w:t>
-      </w:r>
-      <w:r>
-        <w:rPr>
-          <w:i/>
-          <w:iCs/>
-        </w:rPr>
-        <w:t xml:space="preserve">see also Juliana</w:t>
-      </w:r>
-      <w:r>
-        <w:t xml:space="preserve">, 947 F.3d at 1169. Thus, a factual question existed “as to whether those polices were a ‘substantial factor’ in causing the Plaintiffs’ injuries.”</w:t>
-      </w:r>
-      <w:r>
-        <w:t xml:space="preserve"> </w:t>
-      </w:r>
-      <w:r>
-        <w:rPr>
-          <w:i/>
-          <w:iCs/>
-        </w:rPr>
-        <w:t xml:space="preserve">Id.</w:t>
-      </w:r>
-      <w:r>
-        <w:t xml:space="preserve"> </w:t>
-      </w:r>
-      <w:r>
-        <w:t xml:space="preserve">(other citations omitted). At the motion to dismiss stage, the District Court believed that issue applied here. Doc. 46 at 9:13–17. The District Court approached the causation issue differently at summary judgment:</w:t>
-      </w:r>
-    </w:p>
-    <w:p>
-      <w:pPr>
-        <w:pStyle w:val="XdQuoteFirst"/>
-      </w:pPr>
-      <w:r>
-        <w:t xml:space="preserve">The State may not have the power to regulate out-of-state actors that burn Montana coal, but it could consider the effects of burning that coal before permitting a new coal mine. This Court cannot force the State to conduct that analysis, but it can strike down a statute prohibiting it.</w:t>
-      </w:r>
-    </w:p>
-    <w:p>
-      <w:pPr>
-        <w:pStyle w:val="XdQuoteLast"/>
-      </w:pPr>
-      <w:r>
-        <w:t xml:space="preserve">Doc. 379 at 13:9</w:t>
-      </w:r>
-      <w:r>
-        <w:noBreakHyphen/>
-      </w:r>
-      <w:r>
-        <w:t xml:space="preserve">11.</w:t>
-      </w:r>
-    </w:p>
-    <w:p>
-      <w:pPr>
-        <w:pStyle w:val="BodyText"/>
-      </w:pPr>
-      <w:r>
-        <w:t xml:space="preserve">The District Court’s acknowledgment that declaring § 75</w:t>
-      </w:r>
-      <w:r>
-        <w:noBreakHyphen/>
-      </w:r>
-      <w:r>
-        <w:t xml:space="preserve">1</w:t>
-      </w:r>
-      <w:r>
-        <w:noBreakHyphen/>
-      </w:r>
-      <w:r>
-        <w:t xml:space="preserve">201(2),</w:t>
+        <w:t xml:space="preserve">The District Court’s acknowledgment that declaring § 75-⁠1-⁠201(2),</w:t>
       </w:r>
       <w:r>
         <w:t xml:space="preserve"> </w:t>
@@ -15902,7 +15788,7 @@
         <w:noBreakHyphen/>
       </w:r>
       <w:r>
-        <w:t xml:space="preserve">16 June 1972, Stockholm, https://www.un.org/​en/​conferences/​environment/​stockholm1972 (last visited February 12, 2024). Nevertheless, the Delegates expressed no intention for Article IX—and,</w:t>
+        <w:t xml:space="preserve">16 June 1972, Stockholm, https://​www.​un.​org/​en/​conferences/​environment/​stockholm1972 (last visited February 12, 2024). Nevertheless, the Delegates expressed no intention for Article IX—and,</w:t>
       </w:r>
       <w:r>
         <w:t xml:space="preserve"> </w:t>
@@ -16456,7 +16342,7 @@
         <w:t xml:space="preserve">Park County</w:t>
       </w:r>
       <w:r>
-        <w:t xml:space="preserve">, ¶ 70 (citing § 75–1–102(1), MCA). “MEPA’s role in fulfilling the Legislature’s constitutional mandate is essentially procedural,”</w:t>
+        <w:t xml:space="preserve">, ¶ 70 (citing § 75–⁠1–⁠102(1), MCA). “MEPA’s role in fulfilling the Legislature’s constitutional mandate is essentially procedural,”</w:t>
       </w:r>
       <w:r>
         <w:t xml:space="preserve"> </w:t>
@@ -16504,55 +16390,19 @@
         <w:pStyle w:val="BodyText"/>
       </w:pPr>
       <w:r>
-        <w:t xml:space="preserve">The error in the District Court’s analysis on this point highlights why the claims at bar present nonjusticiable political questions. The District Court determined that the MEPA Limitation “especially in conjunction with § 75</w:t>
-      </w:r>
-      <w:r>
-        <w:noBreakHyphen/>
-      </w:r>
-      <w:r>
-        <w:t xml:space="preserve">1</w:t>
-      </w:r>
-      <w:r>
-        <w:noBreakHyphen/>
-      </w:r>
-      <w:r>
-        <w:t xml:space="preserve">201(6)⁠(a)⁠(ii),</w:t>
-      </w:r>
-      <w:r>
-        <w:t xml:space="preserve"> </w:t>
-      </w:r>
-      <w:r>
-        <w:t xml:space="preserve">MCA, removes the only preventable equitable relief available to the public and MEPA litigants concerned about GHGs and climate change.” Doc. 405 at COL 34. Not so. MEPA lacks any regulatory authority beyond informing the public and requiring the agency to take a “hard look” at the impacts of its decisions. § 75</w:t>
-      </w:r>
-      <w:r>
-        <w:noBreakHyphen/>
-      </w:r>
-      <w:r>
-        <w:t xml:space="preserve">1</w:t>
-      </w:r>
-      <w:r>
-        <w:noBreakHyphen/>
-      </w:r>
-      <w:r>
-        <w:t xml:space="preserve">102(3)⁠(b),</w:t>
-      </w:r>
-      <w:r>
-        <w:t xml:space="preserve"> </w:t>
-      </w:r>
-      <w:r>
-        <w:t xml:space="preserve">MCA; § 75</w:t>
-      </w:r>
-      <w:r>
-        <w:noBreakHyphen/>
-      </w:r>
-      <w:r>
-        <w:t xml:space="preserve">1</w:t>
-      </w:r>
-      <w:r>
-        <w:noBreakHyphen/>
-      </w:r>
-      <w:r>
-        <w:t xml:space="preserve">102(4)⁠(a),</w:t>
+        <w:t xml:space="preserve">The error in the District Court’s analysis on this point highlights why the claims at bar present nonjusticiable political questions. The District Court determined that the MEPA Limitation “especially in conjunction with § 75-⁠1-⁠201(6)⁠(a)⁠(ii),</w:t>
+      </w:r>
+      <w:r>
+        <w:t xml:space="preserve"> </w:t>
+      </w:r>
+      <w:r>
+        <w:t xml:space="preserve">MCA, removes the only preventable equitable relief available to the public and MEPA litigants concerned about GHGs and climate change.” Doc. 405 at COL 34. Not so. MEPA lacks any regulatory authority beyond informing the public and requiring the agency to take a “hard look” at the impacts of its decisions. § 75-⁠1-⁠102(3)⁠(b),</w:t>
+      </w:r>
+      <w:r>
+        <w:t xml:space="preserve"> </w:t>
+      </w:r>
+      <w:r>
+        <w:t xml:space="preserve">MCA; § 75-⁠1-⁠102(4)⁠(a),</w:t>
       </w:r>
       <w:r>
         <w:t xml:space="preserve"> </w:t>
@@ -17094,37 +16944,13 @@
         <w:pStyle w:val="BodyText"/>
       </w:pPr>
       <w:r>
-        <w:t xml:space="preserve">A statutory provision containing a policy statement lacking any substantive effect cannot implicate a fundamental right because it cannot lead to any harm. Again, the MEPA Limitation lacks any regulatory authority and has no regulatory bearing on state agency permitting decisions. § 75</w:t>
-      </w:r>
-      <w:r>
-        <w:noBreakHyphen/>
-      </w:r>
-      <w:r>
-        <w:t xml:space="preserve">1</w:t>
-      </w:r>
-      <w:r>
-        <w:noBreakHyphen/>
-      </w:r>
-      <w:r>
-        <w:t xml:space="preserve">102(3)⁠(b),</w:t>
-      </w:r>
-      <w:r>
-        <w:t xml:space="preserve"> </w:t>
-      </w:r>
-      <w:r>
-        <w:t xml:space="preserve">MCA; § 75</w:t>
-      </w:r>
-      <w:r>
-        <w:noBreakHyphen/>
-      </w:r>
-      <w:r>
-        <w:t xml:space="preserve">1</w:t>
-      </w:r>
-      <w:r>
-        <w:noBreakHyphen/>
-      </w:r>
-      <w:r>
-        <w:t xml:space="preserve">102(4)⁠(a),</w:t>
+        <w:t xml:space="preserve">A statutory provision containing a policy statement lacking any substantive effect cannot implicate a fundamental right because it cannot lead to any harm. Again, the MEPA Limitation lacks any regulatory authority and has no regulatory bearing on state agency permitting decisions. § 75-⁠1-⁠102(3)⁠(b),</w:t>
+      </w:r>
+      <w:r>
+        <w:t xml:space="preserve"> </w:t>
+      </w:r>
+      <w:r>
+        <w:t xml:space="preserve">MCA; § 75-⁠1-⁠102(4)⁠(a),</w:t>
       </w:r>
       <w:r>
         <w:t xml:space="preserve"> </w:t>
@@ -17157,7 +16983,7 @@
         <w:t xml:space="preserve">Law Office, P.C. v. State by &amp; Through Knudsen</w:t>
       </w:r>
       <w:r>
-        <w:t xml:space="preserve">, this Court agreed that a statute that did not prevent the alleged harm could not implicate the fundamental right to a clean and healthful environment. 2022 MT 234, ¶¶ 21–22, 410 Mont. 513, 520 P.3d 335.</w:t>
+        <w:t xml:space="preserve">, this Court agreed that a statute that did not prevent the alleged harm could not implicate the fundamental right to a clean and healthful environment. 2022 MT 234, ¶¶ 21–⁠22, 410 Mont. 513, 520 P.3d 335.</w:t>
       </w:r>
     </w:p>
     <w:p>
@@ -17559,37 +17385,13 @@
         <w:t xml:space="preserve"> </w:t>
       </w:r>
       <w:r>
-        <w:t xml:space="preserve">at COL 63. Indeed, there are several. MEPA itself establishes the State has a compelling interest in attaining the “widest range of beneficial uses of the environment without degradation, risk to health or safety, or other undesirable or unintended consequences,” protecting “the right to use and enjoy private property free of undue government regulation,” and achieving “a balance between population and resource use that will permit high standards of living and a wide sharing of life’s amenities,” among other things. § 75</w:t>
-      </w:r>
-      <w:r>
-        <w:noBreakHyphen/>
-      </w:r>
-      <w:r>
-        <w:t xml:space="preserve">1</w:t>
-      </w:r>
-      <w:r>
-        <w:noBreakHyphen/>
-      </w:r>
-      <w:r>
-        <w:t xml:space="preserve">103(2),</w:t>
-      </w:r>
-      <w:r>
-        <w:t xml:space="preserve"> </w:t>
-      </w:r>
-      <w:r>
-        <w:t xml:space="preserve">MCA. In short, the State has a compelling interest in balancing the right to use property with the right to live in a healthful environment. § 75</w:t>
-      </w:r>
-      <w:r>
-        <w:noBreakHyphen/>
-      </w:r>
-      <w:r>
-        <w:t xml:space="preserve">1</w:t>
-      </w:r>
-      <w:r>
-        <w:noBreakHyphen/>
-      </w:r>
-      <w:r>
-        <w:t xml:space="preserve">103(3),</w:t>
+        <w:t xml:space="preserve">at COL 63. Indeed, there are several. MEPA itself establishes the State has a compelling interest in attaining the “widest range of beneficial uses of the environment without degradation, risk to health or safety, or other undesirable or unintended consequences,” protecting “the right to use and enjoy private property free of undue government regulation,” and achieving “a balance between population and resource use that will permit high standards of living and a wide sharing of life’s amenities,” among other things. § 75-⁠1-⁠103(2),</w:t>
+      </w:r>
+      <w:r>
+        <w:t xml:space="preserve"> </w:t>
+      </w:r>
+      <w:r>
+        <w:t xml:space="preserve">MCA. In short, the State has a compelling interest in balancing the right to use property with the right to live in a healthful environment. § 75-⁠1-⁠103(3),</w:t>
       </w:r>
       <w:r>
         <w:t xml:space="preserve"> </w:t>
@@ -17611,19 +17413,7 @@
         <w:t xml:space="preserve"> </w:t>
       </w:r>
       <w:r>
-        <w:t xml:space="preserve">§ 75</w:t>
-      </w:r>
-      <w:r>
-        <w:noBreakHyphen/>
-      </w:r>
-      <w:r>
-        <w:t xml:space="preserve">1</w:t>
-      </w:r>
-      <w:r>
-        <w:noBreakHyphen/>
-      </w:r>
-      <w:r>
-        <w:t xml:space="preserve">102,</w:t>
+        <w:t xml:space="preserve">§ 75-⁠1-⁠102,</w:t>
       </w:r>
       <w:r>
         <w:t xml:space="preserve"> </w:t>
@@ -17745,7 +17535,7 @@
         <w:t xml:space="preserve"> </w:t>
       </w:r>
       <w:r>
-        <w:t xml:space="preserve">at ¶¶ 73–74. Here, the District Court took a different approach and, through its cursory analysis, asked whether it was possible to condemn the statute—rather than uphold it. That approach is legally incorrect and should be reversed.</w:t>
+        <w:t xml:space="preserve">at ¶¶ 73–⁠74. Here, the District Court took a different approach and, through its cursory analysis, asked whether it was possible to condemn the statute—rather than uphold it. That approach is legally incorrect and should be reversed.</w:t>
       </w:r>
       <w:r>
         <w:t xml:space="preserve"> </w:t>
@@ -19847,37 +19637,13 @@
         <w:t xml:space="preserve"> </w:t>
       </w:r>
       <w:r>
-        <w:t xml:space="preserve">Mont. Code Ann. § 75</w:t>
-      </w:r>
-      <w:r>
-        <w:noBreakHyphen/>
-      </w:r>
-      <w:r>
-        <w:t xml:space="preserve">1</w:t>
-      </w:r>
-      <w:r>
-        <w:noBreakHyphen/>
-      </w:r>
-      <w:r>
-        <w:t xml:space="preserve">201(2)</w:t>
-      </w:r>
-      <w:r>
-        <w:t xml:space="preserve"> </w:t>
-      </w:r>
-      <w:r>
-        <w:t xml:space="preserve">(2023) became effective on May 10, 2023, approximately one month before the start of trial on June 12, 2023. Mont. Code Ann. § 75</w:t>
-      </w:r>
-      <w:r>
-        <w:noBreakHyphen/>
-      </w:r>
-      <w:r>
-        <w:t xml:space="preserve">1</w:t>
-      </w:r>
-      <w:r>
-        <w:noBreakHyphen/>
-      </w:r>
-      <w:r>
-        <w:t xml:space="preserve">201(6)⁠(a)⁠(ii)</w:t>
+        <w:t xml:space="preserve">Mont. Code Ann. § 75-⁠1-⁠201(2)</w:t>
+      </w:r>
+      <w:r>
+        <w:t xml:space="preserve"> </w:t>
+      </w:r>
+      <w:r>
+        <w:t xml:space="preserve">(2023) became effective on May 10, 2023, approximately one month before the start of trial on June 12, 2023. Mont. Code Ann. § 75-⁠1-⁠201(6)⁠(a)⁠(ii)</w:t>
       </w:r>
       <w:r>
         <w:t xml:space="preserve"> </w:t>
@@ -20695,6 +20461,7 @@
     <w:unhideWhenUsed/>
     <w:qFormat/>
     <w:pPr>
+      <w:keepLines/>
       <w:spacing w:before="0" w:after="140" w:line="322" w:lineRule="exact"/>
     </w:pPr>
     <w:rPr>
@@ -20945,6 +20712,33 @@
     <w:pPr>
       <w:spacing w:before="0" w:after="0" w:line="322" w:lineRule="exact"/>
       <w:ind w:left="2160" w:hanging="720"/>
+    </w:pPr>
+  </w:style>
+  <w:style w:type="paragraph" w:customStyle="1" w:styleId="XdQuoteList1">
+    <w:name w:val="Xd Quote List 1"/>
+    <w:basedOn w:val="Normal"/>
+    <w:qFormat/>
+    <w:pPr>
+      <w:spacing w:before="0" w:after="0" w:line="322" w:lineRule="exact"/>
+      <w:ind w:left="1440" w:right="720" w:hanging="720"/>
+    </w:pPr>
+  </w:style>
+  <w:style w:type="paragraph" w:customStyle="1" w:styleId="XdQuoteList2">
+    <w:name w:val="Xd Quote List 2"/>
+    <w:basedOn w:val="Normal"/>
+    <w:qFormat/>
+    <w:pPr>
+      <w:spacing w:before="0" w:after="0" w:line="322" w:lineRule="exact"/>
+      <w:ind w:left="2160" w:right="720" w:hanging="720"/>
+    </w:pPr>
+  </w:style>
+  <w:style w:type="paragraph" w:customStyle="1" w:styleId="XdQuoteList3">
+    <w:name w:val="Xd Quote List 3"/>
+    <w:basedOn w:val="Normal"/>
+    <w:qFormat/>
+    <w:pPr>
+      <w:spacing w:before="0" w:after="0" w:line="322" w:lineRule="exact"/>
+      <w:ind w:left="2880" w:right="720" w:hanging="720"/>
     </w:pPr>
   </w:style>
   <w:style w:type="paragraph" w:customStyle="1" w:styleId="XdQuoteFirst">
